--- a/spa/docx/022.content.docx
+++ b/spa/docx/022.content.docx
@@ -408,186 +408,138 @@
           <w:lang w:val="es_ES" w:bidi="es_ES"/>
         </w:rPr>
       </w:r>
-      <w:hyperlink r:id="rId13">
-        <w:r>
-          <w:rPr>
-            <w:lang w:val="es_ES" w:bidi="es_ES"/>
-          </w:rPr>
-          <w:rPr>
-            <w:color w:val="0000EE"/>
-            <w:u w:val="single"/>
-          </w:rPr>
-          <w:t>2 Pedro 3.3–4</w:t>
-        </w:r>
-      </w:hyperlink>
-    </w:p>
-    <w:p>
-      <w:pPr>
-        <w:pStyle w:val="ListBullet"/>
-        <w:spacing w:line="240" w:lineRule="auto"/>
-        <w:ind w:left="720"/>
-      </w:pPr>
-      <w:r>
-        <w:rPr>
-          <w:lang w:val="es_ES" w:bidi="es_ES"/>
-        </w:rPr>
-      </w:r>
-      <w:hyperlink r:id="rId14">
-        <w:r>
-          <w:rPr>
-            <w:lang w:val="es_ES" w:bidi="es_ES"/>
-          </w:rPr>
-          <w:rPr>
-            <w:color w:val="0000EE"/>
-            <w:u w:val="single"/>
-          </w:rPr>
-          <w:t>Daniel 10.14–15</w:t>
-        </w:r>
-      </w:hyperlink>
-    </w:p>
-    <w:p>
-      <w:pPr>
-        <w:pStyle w:val="ListBullet"/>
-        <w:spacing w:line="240" w:lineRule="auto"/>
-        <w:ind w:left="720"/>
-      </w:pPr>
-      <w:r>
-        <w:rPr>
-          <w:lang w:val="es_ES" w:bidi="es_ES"/>
-        </w:rPr>
-      </w:r>
-      <w:hyperlink r:id="rId15">
-        <w:r>
-          <w:rPr>
-            <w:lang w:val="es_ES" w:bidi="es_ES"/>
-          </w:rPr>
-          <w:rPr>
-            <w:color w:val="0000EE"/>
-            <w:u w:val="single"/>
-          </w:rPr>
-          <w:t>Hebreos 1.2</w:t>
-        </w:r>
-      </w:hyperlink>
-    </w:p>
-    <w:p>
-      <w:pPr>
-        <w:pStyle w:val="ListBullet"/>
-        <w:spacing w:line="240" w:lineRule="auto"/>
-        <w:ind w:left="720"/>
-      </w:pPr>
-      <w:r>
-        <w:rPr>
-          <w:lang w:val="es_ES" w:bidi="es_ES"/>
-        </w:rPr>
-      </w:r>
-      <w:hyperlink r:id="rId16">
-        <w:r>
-          <w:rPr>
-            <w:lang w:val="es_ES" w:bidi="es_ES"/>
-          </w:rPr>
-          <w:rPr>
-            <w:color w:val="0000EE"/>
-            <w:u w:val="single"/>
-          </w:rPr>
-          <w:t>Isaías 2.2</w:t>
-        </w:r>
-      </w:hyperlink>
-    </w:p>
-    <w:p>
-      <w:pPr>
-        <w:pStyle w:val="ListBullet"/>
-        <w:spacing w:line="240" w:lineRule="auto"/>
-        <w:ind w:left="720"/>
-      </w:pPr>
-      <w:r>
-        <w:rPr>
-          <w:lang w:val="es_ES" w:bidi="es_ES"/>
-        </w:rPr>
-      </w:r>
-      <w:hyperlink r:id="rId17">
-        <w:r>
-          <w:rPr>
-            <w:lang w:val="es_ES" w:bidi="es_ES"/>
-          </w:rPr>
-          <w:rPr>
-            <w:color w:val="0000EE"/>
-            <w:u w:val="single"/>
-          </w:rPr>
-          <w:t>Santiago 5.3</w:t>
-        </w:r>
-      </w:hyperlink>
-    </w:p>
-    <w:p>
-      <w:pPr>
-        <w:pStyle w:val="ListBullet"/>
-        <w:spacing w:line="240" w:lineRule="auto"/>
-        <w:ind w:left="720"/>
-      </w:pPr>
-      <w:r>
-        <w:rPr>
-          <w:lang w:val="es_ES" w:bidi="es_ES"/>
-        </w:rPr>
-      </w:r>
-      <w:hyperlink r:id="rId18">
-        <w:r>
-          <w:rPr>
-            <w:lang w:val="es_ES" w:bidi="es_ES"/>
-          </w:rPr>
-          <w:rPr>
-            <w:color w:val="0000EE"/>
-            <w:u w:val="single"/>
-          </w:rPr>
-          <w:t>Jeremías 23.19–20</w:t>
-        </w:r>
-      </w:hyperlink>
-    </w:p>
-    <w:p>
-      <w:pPr>
-        <w:pStyle w:val="ListBullet"/>
-        <w:spacing w:line="240" w:lineRule="auto"/>
-        <w:ind w:left="720"/>
-      </w:pPr>
-      <w:r>
-        <w:rPr>
-          <w:lang w:val="es_ES" w:bidi="es_ES"/>
-        </w:rPr>
-      </w:r>
-      <w:hyperlink r:id="rId19">
-        <w:r>
-          <w:rPr>
-            <w:lang w:val="es_ES" w:bidi="es_ES"/>
-          </w:rPr>
-          <w:rPr>
-            <w:color w:val="0000EE"/>
-            <w:u w:val="single"/>
-          </w:rPr>
-          <w:t>Juan 11.24–26</w:t>
-        </w:r>
-      </w:hyperlink>
-    </w:p>
-    <w:p>
-      <w:pPr>
-        <w:pStyle w:val="ListBullet"/>
-        <w:spacing w:line="240" w:lineRule="auto"/>
-        <w:ind w:left="720"/>
-      </w:pPr>
-      <w:r>
-        <w:rPr>
-          <w:lang w:val="es_ES" w:bidi="es_ES"/>
-        </w:rPr>
-      </w:r>
-      <w:hyperlink r:id="rId20">
-        <w:r>
-          <w:rPr>
-            <w:lang w:val="es_ES" w:bidi="es_ES"/>
-          </w:rPr>
-          <w:rPr>
-            <w:color w:val="0000EE"/>
-            <w:u w:val="single"/>
-          </w:rPr>
-          <w:t>Miqueas 4.1</w:t>
-        </w:r>
-      </w:hyperlink>
+      <w:r>
+        <w:rPr>
+          <w:lang w:val="es_ES" w:bidi="es_ES"/>
+        </w:rPr>
+        <w:t>2 Pedro 3.3–4</w:t>
+      </w:r>
+    </w:p>
+    <w:p>
+      <w:pPr>
+        <w:pStyle w:val="ListBullet"/>
+        <w:spacing w:line="240" w:lineRule="auto"/>
+        <w:ind w:left="720"/>
+      </w:pPr>
+      <w:r>
+        <w:rPr>
+          <w:lang w:val="es_ES" w:bidi="es_ES"/>
+        </w:rPr>
+      </w:r>
+      <w:r>
+        <w:rPr>
+          <w:lang w:val="es_ES" w:bidi="es_ES"/>
+        </w:rPr>
+        <w:t>Daniel 10.14–15</w:t>
+      </w:r>
+    </w:p>
+    <w:p>
+      <w:pPr>
+        <w:pStyle w:val="ListBullet"/>
+        <w:spacing w:line="240" w:lineRule="auto"/>
+        <w:ind w:left="720"/>
+      </w:pPr>
+      <w:r>
+        <w:rPr>
+          <w:lang w:val="es_ES" w:bidi="es_ES"/>
+        </w:rPr>
+      </w:r>
+      <w:r>
+        <w:rPr>
+          <w:lang w:val="es_ES" w:bidi="es_ES"/>
+        </w:rPr>
+        <w:t>Hebreos 1.2</w:t>
+      </w:r>
+    </w:p>
+    <w:p>
+      <w:pPr>
+        <w:pStyle w:val="ListBullet"/>
+        <w:spacing w:line="240" w:lineRule="auto"/>
+        <w:ind w:left="720"/>
+      </w:pPr>
+      <w:r>
+        <w:rPr>
+          <w:lang w:val="es_ES" w:bidi="es_ES"/>
+        </w:rPr>
+      </w:r>
+      <w:r>
+        <w:rPr>
+          <w:lang w:val="es_ES" w:bidi="es_ES"/>
+        </w:rPr>
+        <w:t>Isaías 2.2</w:t>
+      </w:r>
+    </w:p>
+    <w:p>
+      <w:pPr>
+        <w:pStyle w:val="ListBullet"/>
+        <w:spacing w:line="240" w:lineRule="auto"/>
+        <w:ind w:left="720"/>
+      </w:pPr>
+      <w:r>
+        <w:rPr>
+          <w:lang w:val="es_ES" w:bidi="es_ES"/>
+        </w:rPr>
+      </w:r>
+      <w:r>
+        <w:rPr>
+          <w:lang w:val="es_ES" w:bidi="es_ES"/>
+        </w:rPr>
+        <w:t>Santiago 5.3</w:t>
+      </w:r>
+    </w:p>
+    <w:p>
+      <w:pPr>
+        <w:pStyle w:val="ListBullet"/>
+        <w:spacing w:line="240" w:lineRule="auto"/>
+        <w:ind w:left="720"/>
+      </w:pPr>
+      <w:r>
+        <w:rPr>
+          <w:lang w:val="es_ES" w:bidi="es_ES"/>
+        </w:rPr>
+      </w:r>
+      <w:r>
+        <w:rPr>
+          <w:lang w:val="es_ES" w:bidi="es_ES"/>
+        </w:rPr>
+        <w:t>Jeremías 23.19–20</w:t>
+      </w:r>
+    </w:p>
+    <w:p>
+      <w:pPr>
+        <w:pStyle w:val="ListBullet"/>
+        <w:spacing w:line="240" w:lineRule="auto"/>
+        <w:ind w:left="720"/>
+      </w:pPr>
+      <w:r>
+        <w:rPr>
+          <w:lang w:val="es_ES" w:bidi="es_ES"/>
+        </w:rPr>
+      </w:r>
+      <w:r>
+        <w:rPr>
+          <w:lang w:val="es_ES" w:bidi="es_ES"/>
+        </w:rPr>
+        <w:t>Juan 11.24–26</w:t>
+      </w:r>
+    </w:p>
+    <w:p>
+      <w:pPr>
+        <w:pStyle w:val="ListBullet"/>
+        <w:spacing w:line="240" w:lineRule="auto"/>
+        <w:ind w:left="720"/>
+      </w:pPr>
+      <w:r>
+        <w:rPr>
+          <w:lang w:val="es_ES" w:bidi="es_ES"/>
+        </w:rPr>
+      </w:r>
+      <w:r>
+        <w:rPr>
+          <w:lang w:val="es_ES" w:bidi="es_ES"/>
+        </w:rPr>
+        <w:t>Miqueas 4.1</w:t>
+      </w:r>
     </w:p>
     <w:p>
       <w:pPr>
@@ -809,90 +761,66 @@
           <w:lang w:val="es_ES" w:bidi="es_ES"/>
         </w:rPr>
       </w:r>
-      <w:hyperlink r:id="rId21">
-        <w:r>
-          <w:rPr>
-            <w:lang w:val="es_ES" w:bidi="es_ES"/>
-          </w:rPr>
-          <w:rPr>
-            <w:color w:val="0000EE"/>
-            <w:u w:val="single"/>
-          </w:rPr>
-          <w:t>1 Crónicas 9:17–19</w:t>
-        </w:r>
-      </w:hyperlink>
-    </w:p>
-    <w:p>
-      <w:pPr>
-        <w:pStyle w:val="ListBullet"/>
-        <w:spacing w:line="240" w:lineRule="auto"/>
-        <w:ind w:left="720"/>
-      </w:pPr>
-      <w:r>
-        <w:rPr>
-          <w:lang w:val="es_ES" w:bidi="es_ES"/>
-        </w:rPr>
-      </w:r>
-      <w:hyperlink r:id="rId22">
-        <w:r>
-          <w:rPr>
-            <w:lang w:val="es_ES" w:bidi="es_ES"/>
-          </w:rPr>
-          <w:rPr>
-            <w:color w:val="0000EE"/>
-            <w:u w:val="single"/>
-          </w:rPr>
-          <w:t>Ezequiel 9:3</w:t>
-        </w:r>
-      </w:hyperlink>
-    </w:p>
-    <w:p>
-      <w:pPr>
-        <w:pStyle w:val="ListBullet"/>
-        <w:spacing w:line="240" w:lineRule="auto"/>
-        <w:ind w:left="720"/>
-      </w:pPr>
-      <w:r>
-        <w:rPr>
-          <w:lang w:val="es_ES" w:bidi="es_ES"/>
-        </w:rPr>
-      </w:r>
-      <w:hyperlink r:id="rId23">
-        <w:r>
-          <w:rPr>
-            <w:lang w:val="es_ES" w:bidi="es_ES"/>
-          </w:rPr>
-          <w:rPr>
-            <w:color w:val="0000EE"/>
-            <w:u w:val="single"/>
-          </w:rPr>
-          <w:t>Isaías 6:4</w:t>
-        </w:r>
-      </w:hyperlink>
-    </w:p>
-    <w:p>
-      <w:pPr>
-        <w:pStyle w:val="ListBullet"/>
-        <w:spacing w:line="240" w:lineRule="auto"/>
-        <w:ind w:left="720"/>
-      </w:pPr>
-      <w:r>
-        <w:rPr>
-          <w:lang w:val="es_ES" w:bidi="es_ES"/>
-        </w:rPr>
-      </w:r>
-      <w:hyperlink r:id="rId24">
-        <w:r>
-          <w:rPr>
-            <w:lang w:val="es_ES" w:bidi="es_ES"/>
-          </w:rPr>
-          <w:rPr>
-            <w:color w:val="0000EE"/>
-            <w:u w:val="single"/>
-          </w:rPr>
-          <w:t>Proverbios 17:19</w:t>
-        </w:r>
-      </w:hyperlink>
+      <w:r>
+        <w:rPr>
+          <w:lang w:val="es_ES" w:bidi="es_ES"/>
+        </w:rPr>
+        <w:t>1 Crónicas 9:17–19</w:t>
+      </w:r>
+    </w:p>
+    <w:p>
+      <w:pPr>
+        <w:pStyle w:val="ListBullet"/>
+        <w:spacing w:line="240" w:lineRule="auto"/>
+        <w:ind w:left="720"/>
+      </w:pPr>
+      <w:r>
+        <w:rPr>
+          <w:lang w:val="es_ES" w:bidi="es_ES"/>
+        </w:rPr>
+      </w:r>
+      <w:r>
+        <w:rPr>
+          <w:lang w:val="es_ES" w:bidi="es_ES"/>
+        </w:rPr>
+        <w:t>Ezequiel 9:3</w:t>
+      </w:r>
+    </w:p>
+    <w:p>
+      <w:pPr>
+        <w:pStyle w:val="ListBullet"/>
+        <w:spacing w:line="240" w:lineRule="auto"/>
+        <w:ind w:left="720"/>
+      </w:pPr>
+      <w:r>
+        <w:rPr>
+          <w:lang w:val="es_ES" w:bidi="es_ES"/>
+        </w:rPr>
+      </w:r>
+      <w:r>
+        <w:rPr>
+          <w:lang w:val="es_ES" w:bidi="es_ES"/>
+        </w:rPr>
+        <w:t>Isaías 6:4</w:t>
+      </w:r>
+    </w:p>
+    <w:p>
+      <w:pPr>
+        <w:pStyle w:val="ListBullet"/>
+        <w:spacing w:line="240" w:lineRule="auto"/>
+        <w:ind w:left="720"/>
+      </w:pPr>
+      <w:r>
+        <w:rPr>
+          <w:lang w:val="es_ES" w:bidi="es_ES"/>
+        </w:rPr>
+      </w:r>
+      <w:r>
+        <w:rPr>
+          <w:lang w:val="es_ES" w:bidi="es_ES"/>
+        </w:rPr>
+        <w:t>Proverbios 17:19</w:t>
+      </w:r>
     </w:p>
     <w:p>
       <w:pPr>
@@ -1317,186 +1245,138 @@
           <w:lang w:val="es_ES" w:bidi="es_ES"/>
         </w:rPr>
       </w:r>
-      <w:hyperlink r:id="rId25">
-        <w:r>
-          <w:rPr>
-            <w:lang w:val="es_ES" w:bidi="es_ES"/>
-          </w:rPr>
-          <w:rPr>
-            <w:color w:val="0000EE"/>
-            <w:u w:val="single"/>
-          </w:rPr>
-          <w:t>1 Juan 2:20</w:t>
-        </w:r>
-      </w:hyperlink>
-    </w:p>
-    <w:p>
-      <w:pPr>
-        <w:pStyle w:val="ListBullet"/>
-        <w:spacing w:line="240" w:lineRule="auto"/>
-        <w:ind w:left="720"/>
-      </w:pPr>
-      <w:r>
-        <w:rPr>
-          <w:lang w:val="es_ES" w:bidi="es_ES"/>
-        </w:rPr>
-      </w:r>
-      <w:hyperlink r:id="rId26">
-        <w:r>
-          <w:rPr>
-            <w:lang w:val="es_ES" w:bidi="es_ES"/>
-          </w:rPr>
-          <w:rPr>
-            <w:color w:val="0000EE"/>
-            <w:u w:val="single"/>
-          </w:rPr>
-          <w:t>1 Juan 2:27</w:t>
-        </w:r>
-      </w:hyperlink>
-    </w:p>
-    <w:p>
-      <w:pPr>
-        <w:pStyle w:val="ListBullet"/>
-        <w:spacing w:line="240" w:lineRule="auto"/>
-        <w:ind w:left="720"/>
-      </w:pPr>
-      <w:r>
-        <w:rPr>
-          <w:lang w:val="es_ES" w:bidi="es_ES"/>
-        </w:rPr>
-      </w:r>
-      <w:hyperlink r:id="rId27">
-        <w:r>
-          <w:rPr>
-            <w:lang w:val="es_ES" w:bidi="es_ES"/>
-          </w:rPr>
-          <w:rPr>
-            <w:color w:val="0000EE"/>
-            <w:u w:val="single"/>
-          </w:rPr>
-          <w:t>2 Corintios 1:21</w:t>
-        </w:r>
-      </w:hyperlink>
-    </w:p>
-    <w:p>
-      <w:pPr>
-        <w:pStyle w:val="ListBullet"/>
-        <w:spacing w:line="240" w:lineRule="auto"/>
-        <w:ind w:left="720"/>
-      </w:pPr>
-      <w:r>
-        <w:rPr>
-          <w:lang w:val="es_ES" w:bidi="es_ES"/>
-        </w:rPr>
-      </w:r>
-      <w:hyperlink r:id="rId28">
-        <w:r>
-          <w:rPr>
-            <w:lang w:val="es_ES" w:bidi="es_ES"/>
-          </w:rPr>
-          <w:rPr>
-            <w:color w:val="0000EE"/>
-            <w:u w:val="single"/>
-          </w:rPr>
-          <w:t>1 Samuel 16:2–3</w:t>
-        </w:r>
-      </w:hyperlink>
-    </w:p>
-    <w:p>
-      <w:pPr>
-        <w:pStyle w:val="ListBullet"/>
-        <w:spacing w:line="240" w:lineRule="auto"/>
-        <w:ind w:left="720"/>
-      </w:pPr>
-      <w:r>
-        <w:rPr>
-          <w:lang w:val="es_ES" w:bidi="es_ES"/>
-        </w:rPr>
-      </w:r>
-      <w:hyperlink r:id="rId29">
-        <w:r>
-          <w:rPr>
-            <w:lang w:val="es_ES" w:bidi="es_ES"/>
-          </w:rPr>
-          <w:rPr>
-            <w:color w:val="0000EE"/>
-            <w:u w:val="single"/>
-          </w:rPr>
-          <w:t>Hechos 4:27–28</w:t>
-        </w:r>
-      </w:hyperlink>
-    </w:p>
-    <w:p>
-      <w:pPr>
-        <w:pStyle w:val="ListBullet"/>
-        <w:spacing w:line="240" w:lineRule="auto"/>
-        <w:ind w:left="720"/>
-      </w:pPr>
-      <w:r>
-        <w:rPr>
-          <w:lang w:val="es_ES" w:bidi="es_ES"/>
-        </w:rPr>
-      </w:r>
-      <w:hyperlink r:id="rId30">
-        <w:r>
-          <w:rPr>
-            <w:lang w:val="es_ES" w:bidi="es_ES"/>
-          </w:rPr>
-          <w:rPr>
-            <w:color w:val="0000EE"/>
-            <w:u w:val="single"/>
-          </w:rPr>
-          <w:t>Amós 6:5–6</w:t>
-        </w:r>
-      </w:hyperlink>
-    </w:p>
-    <w:p>
-      <w:pPr>
-        <w:pStyle w:val="ListBullet"/>
-        <w:spacing w:line="240" w:lineRule="auto"/>
-        <w:ind w:left="720"/>
-      </w:pPr>
-      <w:r>
-        <w:rPr>
-          <w:lang w:val="es_ES" w:bidi="es_ES"/>
-        </w:rPr>
-      </w:r>
-      <w:hyperlink r:id="rId31">
-        <w:r>
-          <w:rPr>
-            <w:lang w:val="es_ES" w:bidi="es_ES"/>
-          </w:rPr>
-          <w:rPr>
-            <w:color w:val="0000EE"/>
-            <w:u w:val="single"/>
-          </w:rPr>
-          <w:t>Éxodo 29:5–7</w:t>
-        </w:r>
-      </w:hyperlink>
-    </w:p>
-    <w:p>
-      <w:pPr>
-        <w:pStyle w:val="ListBullet"/>
-        <w:spacing w:line="240" w:lineRule="auto"/>
-        <w:ind w:left="720"/>
-      </w:pPr>
-      <w:r>
-        <w:rPr>
-          <w:lang w:val="es_ES" w:bidi="es_ES"/>
-        </w:rPr>
-      </w:r>
-      <w:hyperlink r:id="rId32">
-        <w:r>
-          <w:rPr>
-            <w:lang w:val="es_ES" w:bidi="es_ES"/>
-          </w:rPr>
-          <w:rPr>
-            <w:color w:val="0000EE"/>
-            <w:u w:val="single"/>
-          </w:rPr>
-          <w:t>Santiago 5:13–15</w:t>
-        </w:r>
-      </w:hyperlink>
+      <w:r>
+        <w:rPr>
+          <w:lang w:val="es_ES" w:bidi="es_ES"/>
+        </w:rPr>
+        <w:t>1 Juan 2:20</w:t>
+      </w:r>
+    </w:p>
+    <w:p>
+      <w:pPr>
+        <w:pStyle w:val="ListBullet"/>
+        <w:spacing w:line="240" w:lineRule="auto"/>
+        <w:ind w:left="720"/>
+      </w:pPr>
+      <w:r>
+        <w:rPr>
+          <w:lang w:val="es_ES" w:bidi="es_ES"/>
+        </w:rPr>
+      </w:r>
+      <w:r>
+        <w:rPr>
+          <w:lang w:val="es_ES" w:bidi="es_ES"/>
+        </w:rPr>
+        <w:t>1 Juan 2:27</w:t>
+      </w:r>
+    </w:p>
+    <w:p>
+      <w:pPr>
+        <w:pStyle w:val="ListBullet"/>
+        <w:spacing w:line="240" w:lineRule="auto"/>
+        <w:ind w:left="720"/>
+      </w:pPr>
+      <w:r>
+        <w:rPr>
+          <w:lang w:val="es_ES" w:bidi="es_ES"/>
+        </w:rPr>
+      </w:r>
+      <w:r>
+        <w:rPr>
+          <w:lang w:val="es_ES" w:bidi="es_ES"/>
+        </w:rPr>
+        <w:t>2 Corintios 1:21</w:t>
+      </w:r>
+    </w:p>
+    <w:p>
+      <w:pPr>
+        <w:pStyle w:val="ListBullet"/>
+        <w:spacing w:line="240" w:lineRule="auto"/>
+        <w:ind w:left="720"/>
+      </w:pPr>
+      <w:r>
+        <w:rPr>
+          <w:lang w:val="es_ES" w:bidi="es_ES"/>
+        </w:rPr>
+      </w:r>
+      <w:r>
+        <w:rPr>
+          <w:lang w:val="es_ES" w:bidi="es_ES"/>
+        </w:rPr>
+        <w:t>1 Samuel 16:2–3</w:t>
+      </w:r>
+    </w:p>
+    <w:p>
+      <w:pPr>
+        <w:pStyle w:val="ListBullet"/>
+        <w:spacing w:line="240" w:lineRule="auto"/>
+        <w:ind w:left="720"/>
+      </w:pPr>
+      <w:r>
+        <w:rPr>
+          <w:lang w:val="es_ES" w:bidi="es_ES"/>
+        </w:rPr>
+      </w:r>
+      <w:r>
+        <w:rPr>
+          <w:lang w:val="es_ES" w:bidi="es_ES"/>
+        </w:rPr>
+        <w:t>Hechos 4:27–28</w:t>
+      </w:r>
+    </w:p>
+    <w:p>
+      <w:pPr>
+        <w:pStyle w:val="ListBullet"/>
+        <w:spacing w:line="240" w:lineRule="auto"/>
+        <w:ind w:left="720"/>
+      </w:pPr>
+      <w:r>
+        <w:rPr>
+          <w:lang w:val="es_ES" w:bidi="es_ES"/>
+        </w:rPr>
+      </w:r>
+      <w:r>
+        <w:rPr>
+          <w:lang w:val="es_ES" w:bidi="es_ES"/>
+        </w:rPr>
+        <w:t>Amós 6:5–6</w:t>
+      </w:r>
+    </w:p>
+    <w:p>
+      <w:pPr>
+        <w:pStyle w:val="ListBullet"/>
+        <w:spacing w:line="240" w:lineRule="auto"/>
+        <w:ind w:left="720"/>
+      </w:pPr>
+      <w:r>
+        <w:rPr>
+          <w:lang w:val="es_ES" w:bidi="es_ES"/>
+        </w:rPr>
+      </w:r>
+      <w:r>
+        <w:rPr>
+          <w:lang w:val="es_ES" w:bidi="es_ES"/>
+        </w:rPr>
+        <w:t>Éxodo 29:5–7</w:t>
+      </w:r>
+    </w:p>
+    <w:p>
+      <w:pPr>
+        <w:pStyle w:val="ListBullet"/>
+        <w:spacing w:line="240" w:lineRule="auto"/>
+        <w:ind w:left="720"/>
+      </w:pPr>
+      <w:r>
+        <w:rPr>
+          <w:lang w:val="es_ES" w:bidi="es_ES"/>
+        </w:rPr>
+      </w:r>
+      <w:r>
+        <w:rPr>
+          <w:lang w:val="es_ES" w:bidi="es_ES"/>
+        </w:rPr>
+        <w:t>Santiago 5:13–15</w:t>
+      </w:r>
     </w:p>
     <w:p>
       <w:pPr>
@@ -1756,42 +1636,30 @@
           <w:lang w:val="es_ES" w:bidi="es_ES"/>
         </w:rPr>
       </w:r>
-      <w:hyperlink r:id="rId33">
-        <w:r>
-          <w:rPr>
-            <w:lang w:val="es_ES" w:bidi="es_ES"/>
-          </w:rPr>
-          <w:rPr>
-            <w:color w:val="0000EE"/>
-            <w:u w:val="single"/>
-          </w:rPr>
-          <w:t>Génesis 11:27–28</w:t>
-        </w:r>
-      </w:hyperlink>
-    </w:p>
-    <w:p>
-      <w:pPr>
-        <w:pStyle w:val="ListBullet"/>
-        <w:spacing w:line="240" w:lineRule="auto"/>
-        <w:ind w:left="720"/>
-      </w:pPr>
-      <w:r>
-        <w:rPr>
-          <w:lang w:val="es_ES" w:bidi="es_ES"/>
-        </w:rPr>
-      </w:r>
-      <w:hyperlink r:id="rId34">
-        <w:r>
-          <w:rPr>
-            <w:lang w:val="es_ES" w:bidi="es_ES"/>
-          </w:rPr>
-          <w:rPr>
-            <w:color w:val="0000EE"/>
-            <w:u w:val="single"/>
-          </w:rPr>
-          <w:t>Génesis 11:31</w:t>
-        </w:r>
-      </w:hyperlink>
+      <w:r>
+        <w:rPr>
+          <w:lang w:val="es_ES" w:bidi="es_ES"/>
+        </w:rPr>
+        <w:t>Génesis 11:27–28</w:t>
+      </w:r>
+    </w:p>
+    <w:p>
+      <w:pPr>
+        <w:pStyle w:val="ListBullet"/>
+        <w:spacing w:line="240" w:lineRule="auto"/>
+        <w:ind w:left="720"/>
+      </w:pPr>
+      <w:r>
+        <w:rPr>
+          <w:lang w:val="es_ES" w:bidi="es_ES"/>
+        </w:rPr>
+      </w:r>
+      <w:r>
+        <w:rPr>
+          <w:lang w:val="es_ES" w:bidi="es_ES"/>
+        </w:rPr>
+        <w:t>Génesis 11:31</w:t>
+      </w:r>
     </w:p>
     <w:p>
       <w:pPr>
@@ -2051,90 +1919,66 @@
           <w:lang w:val="es_ES" w:bidi="es_ES"/>
         </w:rPr>
       </w:r>
-      <w:hyperlink r:id="rId35">
-        <w:r>
-          <w:rPr>
-            <w:lang w:val="es_ES" w:bidi="es_ES"/>
-          </w:rPr>
-          <w:rPr>
-            <w:color w:val="0000EE"/>
-            <w:u w:val="single"/>
-          </w:rPr>
-          <w:t>1 Reyes 15:5</w:t>
-        </w:r>
-      </w:hyperlink>
-    </w:p>
-    <w:p>
-      <w:pPr>
-        <w:pStyle w:val="ListBullet"/>
-        <w:spacing w:line="240" w:lineRule="auto"/>
-        <w:ind w:left="720"/>
-      </w:pPr>
-      <w:r>
-        <w:rPr>
-          <w:lang w:val="es_ES" w:bidi="es_ES"/>
-        </w:rPr>
-      </w:r>
-      <w:hyperlink r:id="rId36">
-        <w:r>
-          <w:rPr>
-            <w:lang w:val="es_ES" w:bidi="es_ES"/>
-          </w:rPr>
-          <w:rPr>
-            <w:color w:val="0000EE"/>
-            <w:u w:val="single"/>
-          </w:rPr>
-          <w:t>2 Samuel 11:3</w:t>
-        </w:r>
-      </w:hyperlink>
-    </w:p>
-    <w:p>
-      <w:pPr>
-        <w:pStyle w:val="ListBullet"/>
-        <w:spacing w:line="240" w:lineRule="auto"/>
-        <w:ind w:left="720"/>
-      </w:pPr>
-      <w:r>
-        <w:rPr>
-          <w:lang w:val="es_ES" w:bidi="es_ES"/>
-        </w:rPr>
-      </w:r>
-      <w:hyperlink r:id="rId37">
-        <w:r>
-          <w:rPr>
-            <w:lang w:val="es_ES" w:bidi="es_ES"/>
-          </w:rPr>
-          <w:rPr>
-            <w:color w:val="0000EE"/>
-            <w:u w:val="single"/>
-          </w:rPr>
-          <w:t>2 Samuel 11:26–27</w:t>
-        </w:r>
-      </w:hyperlink>
-    </w:p>
-    <w:p>
-      <w:pPr>
-        <w:pStyle w:val="ListBullet"/>
-        <w:spacing w:line="240" w:lineRule="auto"/>
-        <w:ind w:left="720"/>
-      </w:pPr>
-      <w:r>
-        <w:rPr>
-          <w:lang w:val="es_ES" w:bidi="es_ES"/>
-        </w:rPr>
-      </w:r>
-      <w:hyperlink r:id="rId38">
-        <w:r>
-          <w:rPr>
-            <w:lang w:val="es_ES" w:bidi="es_ES"/>
-          </w:rPr>
-          <w:rPr>
-            <w:color w:val="0000EE"/>
-            <w:u w:val="single"/>
-          </w:rPr>
-          <w:t>Nehemías 3:4</w:t>
-        </w:r>
-      </w:hyperlink>
+      <w:r>
+        <w:rPr>
+          <w:lang w:val="es_ES" w:bidi="es_ES"/>
+        </w:rPr>
+        <w:t>1 Reyes 15:5</w:t>
+      </w:r>
+    </w:p>
+    <w:p>
+      <w:pPr>
+        <w:pStyle w:val="ListBullet"/>
+        <w:spacing w:line="240" w:lineRule="auto"/>
+        <w:ind w:left="720"/>
+      </w:pPr>
+      <w:r>
+        <w:rPr>
+          <w:lang w:val="es_ES" w:bidi="es_ES"/>
+        </w:rPr>
+      </w:r>
+      <w:r>
+        <w:rPr>
+          <w:lang w:val="es_ES" w:bidi="es_ES"/>
+        </w:rPr>
+        <w:t>2 Samuel 11:3</w:t>
+      </w:r>
+    </w:p>
+    <w:p>
+      <w:pPr>
+        <w:pStyle w:val="ListBullet"/>
+        <w:spacing w:line="240" w:lineRule="auto"/>
+        <w:ind w:left="720"/>
+      </w:pPr>
+      <w:r>
+        <w:rPr>
+          <w:lang w:val="es_ES" w:bidi="es_ES"/>
+        </w:rPr>
+      </w:r>
+      <w:r>
+        <w:rPr>
+          <w:lang w:val="es_ES" w:bidi="es_ES"/>
+        </w:rPr>
+        <w:t>2 Samuel 11:26–27</w:t>
+      </w:r>
+    </w:p>
+    <w:p>
+      <w:pPr>
+        <w:pStyle w:val="ListBullet"/>
+        <w:spacing w:line="240" w:lineRule="auto"/>
+        <w:ind w:left="720"/>
+      </w:pPr>
+      <w:r>
+        <w:rPr>
+          <w:lang w:val="es_ES" w:bidi="es_ES"/>
+        </w:rPr>
+      </w:r>
+      <w:r>
+        <w:rPr>
+          <w:lang w:val="es_ES" w:bidi="es_ES"/>
+        </w:rPr>
+        <w:t>Nehemías 3:4</w:t>
+      </w:r>
     </w:p>
     <w:p>
       <w:pPr>
@@ -2530,138 +2374,102 @@
           <w:lang w:val="es_ES" w:bidi="es_ES"/>
         </w:rPr>
       </w:r>
-      <w:hyperlink r:id="rId39">
-        <w:r>
-          <w:rPr>
-            <w:lang w:val="es_ES" w:bidi="es_ES"/>
-          </w:rPr>
-          <w:rPr>
-            <w:color w:val="0000EE"/>
-            <w:u w:val="single"/>
-          </w:rPr>
-          <w:t>Deuteronomio 23.24</w:t>
-        </w:r>
-      </w:hyperlink>
-    </w:p>
-    <w:p>
-      <w:pPr>
-        <w:pStyle w:val="ListBullet"/>
-        <w:spacing w:line="240" w:lineRule="auto"/>
-        <w:ind w:left="720"/>
-      </w:pPr>
-      <w:r>
-        <w:rPr>
-          <w:lang w:val="es_ES" w:bidi="es_ES"/>
-        </w:rPr>
-      </w:r>
-      <w:hyperlink r:id="rId40">
-        <w:r>
-          <w:rPr>
-            <w:lang w:val="es_ES" w:bidi="es_ES"/>
-          </w:rPr>
-          <w:rPr>
-            <w:color w:val="0000EE"/>
-            <w:u w:val="single"/>
-          </w:rPr>
-          <w:t>Oseas 9.10</w:t>
-        </w:r>
-      </w:hyperlink>
-    </w:p>
-    <w:p>
-      <w:pPr>
-        <w:pStyle w:val="ListBullet"/>
-        <w:spacing w:line="240" w:lineRule="auto"/>
-        <w:ind w:left="720"/>
-      </w:pPr>
-      <w:r>
-        <w:rPr>
-          <w:lang w:val="es_ES" w:bidi="es_ES"/>
-        </w:rPr>
-      </w:r>
-      <w:hyperlink r:id="rId41">
-        <w:r>
-          <w:rPr>
-            <w:lang w:val="es_ES" w:bidi="es_ES"/>
-          </w:rPr>
-          <w:rPr>
-            <w:color w:val="0000EE"/>
-            <w:u w:val="single"/>
-          </w:rPr>
-          <w:t>Job 15.33</w:t>
-        </w:r>
-      </w:hyperlink>
-    </w:p>
-    <w:p>
-      <w:pPr>
-        <w:pStyle w:val="ListBullet"/>
-        <w:spacing w:line="240" w:lineRule="auto"/>
-        <w:ind w:left="720"/>
-      </w:pPr>
-      <w:r>
-        <w:rPr>
-          <w:lang w:val="es_ES" w:bidi="es_ES"/>
-        </w:rPr>
-      </w:r>
-      <w:hyperlink r:id="rId42">
-        <w:r>
-          <w:rPr>
-            <w:lang w:val="es_ES" w:bidi="es_ES"/>
-          </w:rPr>
-          <w:rPr>
-            <w:color w:val="0000EE"/>
-            <w:u w:val="single"/>
-          </w:rPr>
-          <w:t>Lucas 6.43–44</w:t>
-        </w:r>
-      </w:hyperlink>
-    </w:p>
-    <w:p>
-      <w:pPr>
-        <w:pStyle w:val="ListBullet"/>
-        <w:spacing w:line="240" w:lineRule="auto"/>
-        <w:ind w:left="720"/>
-      </w:pPr>
-      <w:r>
-        <w:rPr>
-          <w:lang w:val="es_ES" w:bidi="es_ES"/>
-        </w:rPr>
-      </w:r>
-      <w:hyperlink r:id="rId43">
-        <w:r>
-          <w:rPr>
-            <w:lang w:val="es_ES" w:bidi="es_ES"/>
-          </w:rPr>
-          <w:rPr>
-            <w:color w:val="0000EE"/>
-            <w:u w:val="single"/>
-          </w:rPr>
-          <w:t>Mateo 7.15–7</w:t>
-        </w:r>
-      </w:hyperlink>
-    </w:p>
-    <w:p>
-      <w:pPr>
-        <w:pStyle w:val="ListBullet"/>
-        <w:spacing w:line="240" w:lineRule="auto"/>
-        <w:ind w:left="720"/>
-      </w:pPr>
-      <w:r>
-        <w:rPr>
-          <w:lang w:val="es_ES" w:bidi="es_ES"/>
-        </w:rPr>
-      </w:r>
-      <w:hyperlink r:id="rId44">
-        <w:r>
-          <w:rPr>
-            <w:lang w:val="es_ES" w:bidi="es_ES"/>
-          </w:rPr>
-          <w:rPr>
-            <w:color w:val="0000EE"/>
-            <w:u w:val="single"/>
-          </w:rPr>
-          <w:t>Mateo 21.33</w:t>
-        </w:r>
-      </w:hyperlink>
+      <w:r>
+        <w:rPr>
+          <w:lang w:val="es_ES" w:bidi="es_ES"/>
+        </w:rPr>
+        <w:t>Deuteronomio 23.24</w:t>
+      </w:r>
+    </w:p>
+    <w:p>
+      <w:pPr>
+        <w:pStyle w:val="ListBullet"/>
+        <w:spacing w:line="240" w:lineRule="auto"/>
+        <w:ind w:left="720"/>
+      </w:pPr>
+      <w:r>
+        <w:rPr>
+          <w:lang w:val="es_ES" w:bidi="es_ES"/>
+        </w:rPr>
+      </w:r>
+      <w:r>
+        <w:rPr>
+          <w:lang w:val="es_ES" w:bidi="es_ES"/>
+        </w:rPr>
+        <w:t>Oseas 9.10</w:t>
+      </w:r>
+    </w:p>
+    <w:p>
+      <w:pPr>
+        <w:pStyle w:val="ListBullet"/>
+        <w:spacing w:line="240" w:lineRule="auto"/>
+        <w:ind w:left="720"/>
+      </w:pPr>
+      <w:r>
+        <w:rPr>
+          <w:lang w:val="es_ES" w:bidi="es_ES"/>
+        </w:rPr>
+      </w:r>
+      <w:r>
+        <w:rPr>
+          <w:lang w:val="es_ES" w:bidi="es_ES"/>
+        </w:rPr>
+        <w:t>Job 15.33</w:t>
+      </w:r>
+    </w:p>
+    <w:p>
+      <w:pPr>
+        <w:pStyle w:val="ListBullet"/>
+        <w:spacing w:line="240" w:lineRule="auto"/>
+        <w:ind w:left="720"/>
+      </w:pPr>
+      <w:r>
+        <w:rPr>
+          <w:lang w:val="es_ES" w:bidi="es_ES"/>
+        </w:rPr>
+      </w:r>
+      <w:r>
+        <w:rPr>
+          <w:lang w:val="es_ES" w:bidi="es_ES"/>
+        </w:rPr>
+        <w:t>Lucas 6.43–44</w:t>
+      </w:r>
+    </w:p>
+    <w:p>
+      <w:pPr>
+        <w:pStyle w:val="ListBullet"/>
+        <w:spacing w:line="240" w:lineRule="auto"/>
+        <w:ind w:left="720"/>
+      </w:pPr>
+      <w:r>
+        <w:rPr>
+          <w:lang w:val="es_ES" w:bidi="es_ES"/>
+        </w:rPr>
+      </w:r>
+      <w:r>
+        <w:rPr>
+          <w:lang w:val="es_ES" w:bidi="es_ES"/>
+        </w:rPr>
+        <w:t>Mateo 7.15–7</w:t>
+      </w:r>
+    </w:p>
+    <w:p>
+      <w:pPr>
+        <w:pStyle w:val="ListBullet"/>
+        <w:spacing w:line="240" w:lineRule="auto"/>
+        <w:ind w:left="720"/>
+      </w:pPr>
+      <w:r>
+        <w:rPr>
+          <w:lang w:val="es_ES" w:bidi="es_ES"/>
+        </w:rPr>
+      </w:r>
+      <w:r>
+        <w:rPr>
+          <w:lang w:val="es_ES" w:bidi="es_ES"/>
+        </w:rPr>
+        <w:t>Mateo 21.33</w:t>
+      </w:r>
     </w:p>
     <w:p>
       <w:pPr>
@@ -2915,114 +2723,84 @@
           <w:lang w:val="es_ES" w:bidi="es_ES"/>
         </w:rPr>
       </w:r>
-      <w:hyperlink r:id="rId45">
-        <w:r>
-          <w:rPr>
-            <w:lang w:val="es_ES" w:bidi="es_ES"/>
-          </w:rPr>
-          <w:rPr>
-            <w:color w:val="0000EE"/>
-            <w:u w:val="single"/>
-          </w:rPr>
-          <w:t>2 Reyes 14:21</w:t>
-        </w:r>
-      </w:hyperlink>
-    </w:p>
-    <w:p>
-      <w:pPr>
-        <w:pStyle w:val="ListBullet"/>
-        <w:spacing w:line="240" w:lineRule="auto"/>
-        <w:ind w:left="720"/>
-      </w:pPr>
-      <w:r>
-        <w:rPr>
-          <w:lang w:val="es_ES" w:bidi="es_ES"/>
-        </w:rPr>
-      </w:r>
-      <w:hyperlink r:id="rId46">
-        <w:r>
-          <w:rPr>
-            <w:lang w:val="es_ES" w:bidi="es_ES"/>
-          </w:rPr>
-          <w:rPr>
-            <w:color w:val="0000EE"/>
-            <w:u w:val="single"/>
-          </w:rPr>
-          <w:t>Amós 1:1</w:t>
-        </w:r>
-      </w:hyperlink>
-    </w:p>
-    <w:p>
-      <w:pPr>
-        <w:pStyle w:val="ListBullet"/>
-        <w:spacing w:line="240" w:lineRule="auto"/>
-        <w:ind w:left="720"/>
-      </w:pPr>
-      <w:r>
-        <w:rPr>
-          <w:lang w:val="es_ES" w:bidi="es_ES"/>
-        </w:rPr>
-      </w:r>
-      <w:hyperlink r:id="rId47">
-        <w:r>
-          <w:rPr>
-            <w:lang w:val="es_ES" w:bidi="es_ES"/>
-          </w:rPr>
-          <w:rPr>
-            <w:color w:val="0000EE"/>
-            <w:u w:val="single"/>
-          </w:rPr>
-          <w:t>Oseas 1:1</w:t>
-        </w:r>
-      </w:hyperlink>
-    </w:p>
-    <w:p>
-      <w:pPr>
-        <w:pStyle w:val="ListBullet"/>
-        <w:spacing w:line="240" w:lineRule="auto"/>
-        <w:ind w:left="720"/>
-      </w:pPr>
-      <w:r>
-        <w:rPr>
-          <w:lang w:val="es_ES" w:bidi="es_ES"/>
-        </w:rPr>
-      </w:r>
-      <w:hyperlink r:id="rId48">
-        <w:r>
-          <w:rPr>
-            <w:lang w:val="es_ES" w:bidi="es_ES"/>
-          </w:rPr>
-          <w:rPr>
-            <w:color w:val="0000EE"/>
-            <w:u w:val="single"/>
-          </w:rPr>
-          <w:t>Isaías 6:1–2</w:t>
-        </w:r>
-      </w:hyperlink>
-    </w:p>
-    <w:p>
-      <w:pPr>
-        <w:pStyle w:val="ListBullet"/>
-        <w:spacing w:line="240" w:lineRule="auto"/>
-        <w:ind w:left="720"/>
-      </w:pPr>
-      <w:r>
-        <w:rPr>
-          <w:lang w:val="es_ES" w:bidi="es_ES"/>
-        </w:rPr>
-      </w:r>
-      <w:hyperlink r:id="rId49">
-        <w:r>
-          <w:rPr>
-            <w:lang w:val="es_ES" w:bidi="es_ES"/>
-          </w:rPr>
-          <w:rPr>
-            <w:color w:val="0000EE"/>
-            <w:u w:val="single"/>
-          </w:rPr>
-          <w:t>Mateo 1:7–8</w:t>
-        </w:r>
-      </w:hyperlink>
+      <w:r>
+        <w:rPr>
+          <w:lang w:val="es_ES" w:bidi="es_ES"/>
+        </w:rPr>
+        <w:t>2 Reyes 14:21</w:t>
+      </w:r>
+    </w:p>
+    <w:p>
+      <w:pPr>
+        <w:pStyle w:val="ListBullet"/>
+        <w:spacing w:line="240" w:lineRule="auto"/>
+        <w:ind w:left="720"/>
+      </w:pPr>
+      <w:r>
+        <w:rPr>
+          <w:lang w:val="es_ES" w:bidi="es_ES"/>
+        </w:rPr>
+      </w:r>
+      <w:r>
+        <w:rPr>
+          <w:lang w:val="es_ES" w:bidi="es_ES"/>
+        </w:rPr>
+        <w:t>Amós 1:1</w:t>
+      </w:r>
+    </w:p>
+    <w:p>
+      <w:pPr>
+        <w:pStyle w:val="ListBullet"/>
+        <w:spacing w:line="240" w:lineRule="auto"/>
+        <w:ind w:left="720"/>
+      </w:pPr>
+      <w:r>
+        <w:rPr>
+          <w:lang w:val="es_ES" w:bidi="es_ES"/>
+        </w:rPr>
+      </w:r>
+      <w:r>
+        <w:rPr>
+          <w:lang w:val="es_ES" w:bidi="es_ES"/>
+        </w:rPr>
+        <w:t>Oseas 1:1</w:t>
+      </w:r>
+    </w:p>
+    <w:p>
+      <w:pPr>
+        <w:pStyle w:val="ListBullet"/>
+        <w:spacing w:line="240" w:lineRule="auto"/>
+        <w:ind w:left="720"/>
+      </w:pPr>
+      <w:r>
+        <w:rPr>
+          <w:lang w:val="es_ES" w:bidi="es_ES"/>
+        </w:rPr>
+      </w:r>
+      <w:r>
+        <w:rPr>
+          <w:lang w:val="es_ES" w:bidi="es_ES"/>
+        </w:rPr>
+        <w:t>Isaías 6:1–2</w:t>
+      </w:r>
+    </w:p>
+    <w:p>
+      <w:pPr>
+        <w:pStyle w:val="ListBullet"/>
+        <w:spacing w:line="240" w:lineRule="auto"/>
+        <w:ind w:left="720"/>
+      </w:pPr>
+      <w:r>
+        <w:rPr>
+          <w:lang w:val="es_ES" w:bidi="es_ES"/>
+        </w:rPr>
+      </w:r>
+      <w:r>
+        <w:rPr>
+          <w:lang w:val="es_ES" w:bidi="es_ES"/>
+        </w:rPr>
+        <w:t>Mateo 1:7–8</w:t>
+      </w:r>
     </w:p>
     <w:p>
       <w:pPr>

--- a/spa/docx/022.content.docx
+++ b/spa/docx/022.content.docx
@@ -359,19 +359,7 @@
         <w:rPr>
           <w:lang w:val="es_ES" w:bidi="es_ES"/>
         </w:rPr>
-        <w:t xml:space="preserve">, </w:t>
-      </w:r>
-      <w:r>
-        <w:rPr>
-          <w:lang w:val="es_ES" w:bidi="es_ES"/>
-        </w:rPr>
-        <w:t>girar</w:t>
-      </w:r>
-      <w:r>
-        <w:rPr>
-          <w:lang w:val="es_ES" w:bidi="es_ES"/>
-        </w:rPr>
-        <w:t xml:space="preserve">, </w:t>
+        <w:t xml:space="preserve">, girar, </w:t>
       </w:r>
       <w:r>
         <w:rPr>
